--- a/public/files/certified-notice/certified-notice.docx
+++ b/public/files/certified-notice/certified-notice.docx
@@ -4,7 +4,7 @@
   <w:body>
     <w:p>
       <w:pPr>
-        <w:spacing w:after="40" w:before="0" w:line="312" w:lineRule="auto"/>
+        <w:spacing w:after="46" w:before="0" w:line="312" w:lineRule="auto"/>
         <w:jc w:val="center"/>
       </w:pPr>
       <w:r>
@@ -19,7 +19,7 @@
     </w:p>
     <w:p>
       <w:pPr>
-        <w:spacing w:after="100" w:before="0" w:line="312" w:lineRule="auto"/>
+        <w:spacing w:after="114" w:before="0" w:line="312" w:lineRule="auto"/>
         <w:jc w:val="left"/>
         <w:pBdr>
           <w:bottom w:val="single" w:sz="14" w:space="2" w:color="24384F"/>
@@ -35,7 +35,7 @@
     </w:p>
     <w:p>
       <w:pPr>
-        <w:spacing w:after="40" w:before="80" w:line="312" w:lineRule="auto"/>
+        <w:spacing w:after="46" w:before="91" w:line="312" w:lineRule="auto"/>
         <w:jc w:val="left"/>
         <w:pBdr>
           <w:bottom w:val="single" w:sz="6" w:space="2" w:color="C9D2DD"/>
@@ -76,7 +76,7 @@
       </w:tblGrid>
       <w:tr>
         <w:trPr>
-          <w:trHeight w:val="453" w:hRule="atLeast"/>
+          <w:trHeight w:val="517" w:hRule="atLeast"/>
         </w:trPr>
         <w:tc>
           <w:tcPr>
@@ -191,7 +191,7 @@
       </w:tr>
       <w:tr>
         <w:trPr>
-          <w:trHeight w:val="453" w:hRule="atLeast"/>
+          <w:trHeight w:val="517" w:hRule="atLeast"/>
         </w:trPr>
         <w:tc>
           <w:tcPr>
@@ -303,7 +303,7 @@
       </w:tr>
       <w:tr>
         <w:trPr>
-          <w:trHeight w:val="453" w:hRule="atLeast"/>
+          <w:trHeight w:val="517" w:hRule="atLeast"/>
         </w:trPr>
         <w:tc>
           <w:tcPr>
@@ -418,7 +418,7 @@
       </w:tr>
       <w:tr>
         <w:trPr>
-          <w:trHeight w:val="453" w:hRule="atLeast"/>
+          <w:trHeight w:val="517" w:hRule="atLeast"/>
         </w:trPr>
         <w:tc>
           <w:tcPr>
@@ -531,7 +531,7 @@
     </w:tbl>
     <w:p>
       <w:pPr>
-        <w:spacing w:after="40" w:before="0" w:line="312" w:lineRule="auto"/>
+        <w:spacing w:after="46" w:before="0" w:line="312" w:lineRule="auto"/>
         <w:jc w:val="left"/>
       </w:pPr>
       <w:r>
@@ -544,7 +544,7 @@
     </w:p>
     <w:p>
       <w:pPr>
-        <w:spacing w:after="40" w:before="80" w:line="312" w:lineRule="auto"/>
+        <w:spacing w:after="46" w:before="91" w:line="312" w:lineRule="auto"/>
         <w:jc w:val="left"/>
         <w:pBdr>
           <w:bottom w:val="single" w:sz="6" w:space="2" w:color="C9D2DD"/>
@@ -583,7 +583,7 @@
       </w:tblGrid>
       <w:tr>
         <w:trPr>
-          <w:trHeight w:val="396" w:hRule="atLeast"/>
+          <w:trHeight w:val="452" w:hRule="atLeast"/>
         </w:trPr>
         <w:tc>
           <w:tcPr>
@@ -644,7 +644,7 @@
     </w:tbl>
     <w:p>
       <w:pPr>
-        <w:spacing w:after="40" w:before="0" w:line="312" w:lineRule="auto"/>
+        <w:spacing w:after="46" w:before="0" w:line="312" w:lineRule="auto"/>
         <w:jc w:val="left"/>
       </w:pPr>
       <w:r>
@@ -657,7 +657,7 @@
     </w:p>
     <w:p>
       <w:pPr>
-        <w:spacing w:after="40" w:before="0" w:line="312" w:lineRule="auto"/>
+        <w:spacing w:after="46" w:before="0" w:line="312" w:lineRule="auto"/>
         <w:jc w:val="left"/>
       </w:pPr>
       <w:r>
@@ -683,7 +683,7 @@
       </w:tblGrid>
       <w:tr>
         <w:trPr>
-          <w:trHeight w:val="2551" w:hRule="atLeast"/>
+          <w:trHeight w:val="2911" w:hRule="atLeast"/>
         </w:trPr>
         <w:tc>
           <w:tcPr>
@@ -706,7 +706,7 @@
               <w:rPr>
                 <w:rFonts w:ascii="Malgun Gothic" w:hAnsi="Malgun Gothic" w:eastAsia="Malgun Gothic" w:cs="Malgun Gothic"/>
                 <w:b w:val="0"/>
-                <w:sz w:val="20"/>
+                <w:sz w:val="19"/>
               </w:rPr>
             </w:r>
           </w:p>
@@ -715,7 +715,7 @@
     </w:tbl>
     <w:p>
       <w:pPr>
-        <w:spacing w:after="40" w:before="0" w:line="312" w:lineRule="auto"/>
+        <w:spacing w:after="46" w:before="0" w:line="312" w:lineRule="auto"/>
         <w:jc w:val="left"/>
       </w:pPr>
       <w:r>
@@ -728,7 +728,7 @@
     </w:p>
     <w:p>
       <w:pPr>
-        <w:spacing w:after="40" w:before="80" w:line="312" w:lineRule="auto"/>
+        <w:spacing w:after="46" w:before="91" w:line="312" w:lineRule="auto"/>
         <w:jc w:val="left"/>
         <w:pBdr>
           <w:bottom w:val="single" w:sz="6" w:space="2" w:color="C9D2DD"/>
@@ -755,7 +755,7 @@
     </w:p>
     <w:p>
       <w:pPr>
-        <w:spacing w:after="40" w:before="0" w:line="312" w:lineRule="auto"/>
+        <w:spacing w:after="46" w:before="0" w:line="312" w:lineRule="auto"/>
         <w:jc w:val="left"/>
       </w:pPr>
       <w:r>
@@ -781,7 +781,7 @@
       </w:tblGrid>
       <w:tr>
         <w:trPr>
-          <w:trHeight w:val="1134" w:hRule="atLeast"/>
+          <w:trHeight w:val="1293" w:hRule="atLeast"/>
         </w:trPr>
         <w:tc>
           <w:tcPr>
@@ -804,7 +804,7 @@
               <w:rPr>
                 <w:rFonts w:ascii="Malgun Gothic" w:hAnsi="Malgun Gothic" w:eastAsia="Malgun Gothic" w:cs="Malgun Gothic"/>
                 <w:b w:val="0"/>
-                <w:sz w:val="20"/>
+                <w:sz w:val="19"/>
               </w:rPr>
             </w:r>
           </w:p>
@@ -813,7 +813,7 @@
     </w:tbl>
     <w:p>
       <w:pPr>
-        <w:spacing w:after="40" w:before="0" w:line="312" w:lineRule="auto"/>
+        <w:spacing w:after="46" w:before="0" w:line="312" w:lineRule="auto"/>
         <w:jc w:val="left"/>
       </w:pPr>
       <w:r>
@@ -826,7 +826,7 @@
     </w:p>
     <w:p>
       <w:pPr>
-        <w:spacing w:after="160" w:before="0" w:line="312" w:lineRule="auto"/>
+        <w:spacing w:after="183" w:before="0" w:line="312" w:lineRule="auto"/>
         <w:jc w:val="left"/>
       </w:pPr>
       <w:r>
@@ -839,7 +839,7 @@
     </w:p>
     <w:p>
       <w:pPr>
-        <w:spacing w:after="80" w:before="0" w:line="312" w:lineRule="auto"/>
+        <w:spacing w:after="91" w:before="0" w:line="312" w:lineRule="auto"/>
         <w:jc w:val="center"/>
       </w:pPr>
       <w:r>
@@ -853,7 +853,7 @@
     </w:p>
     <w:p>
       <w:pPr>
-        <w:spacing w:after="80" w:before="80" w:line="312" w:lineRule="auto"/>
+        <w:spacing w:after="91" w:before="91" w:line="312" w:lineRule="auto"/>
         <w:jc w:val="center"/>
       </w:pPr>
       <w:r>
@@ -867,7 +867,7 @@
     </w:p>
     <w:p>
       <w:pPr>
-        <w:spacing w:after="80" w:before="0" w:line="312" w:lineRule="auto"/>
+        <w:spacing w:after="91" w:before="0" w:line="312" w:lineRule="auto"/>
         <w:jc w:val="right"/>
       </w:pPr>
       <w:r>
@@ -881,7 +881,7 @@
     </w:p>
     <w:p>
       <w:pPr>
-        <w:spacing w:after="0" w:before="60" w:line="312" w:lineRule="auto"/>
+        <w:spacing w:after="0" w:before="68" w:line="312" w:lineRule="auto"/>
         <w:jc w:val="left"/>
       </w:pPr>
       <w:r>
